--- a/docs/Manual_Usuario.docx
+++ b/docs/Manual_Usuario.docx
@@ -11,7 +11,7 @@
           <w:b/>
           <w:sz w:val="32"/>
         </w:rPr>
-        <w:t>Manual de Usuario — Tablero SAT-Dengue</w:t>
+        <w:t>Manual de Usuario - Tablero SAT-Dengue</w:t>
       </w:r>
     </w:p>
     <w:p>
@@ -21,7 +21,7 @@
       <w:r>
         <w:t>Sistema de Alerta Temprana de Dengue · Bucaramanga y Cali</w:t>
         <w:br/>
-        <w:t>Grupo 11 — MAIA PDS · Universidad de los Andes · 2026</w:t>
+        <w:t>Grupo 11 - MAIA PDS · Universidad de los Andes · 2026</w:t>
       </w:r>
     </w:p>
     <w:p/>
@@ -364,7 +364,7 @@
         <w:pStyle w:val="Heading2"/>
       </w:pPr>
       <w:r>
-        <w:t>Barras de colores — Casos de dengue clásico</w:t>
+        <w:t>Barras de colores - Casos de dengue clásico</w:t>
       </w:r>
     </w:p>
     <w:tbl>
@@ -524,7 +524,7 @@
         <w:pStyle w:val="Heading2"/>
       </w:pPr>
       <w:r>
-        <w:t>Línea morada discontinua — Probabilidad de brote del modelo</w:t>
+        <w:t>Línea morada discontinua - Probabilidad de brote del modelo</w:t>
       </w:r>
     </w:p>
     <w:p>

--- a/docs/Manual_Usuario.docx
+++ b/docs/Manual_Usuario.docx
@@ -11,7 +11,7 @@
           <w:b/>
           <w:sz w:val="32"/>
         </w:rPr>
-        <w:t>Manual de Usuario - Tablero SAT-Dengue</w:t>
+        <w:t>Manual de Usuario: Tablero SAT-Dengue</w:t>
       </w:r>
     </w:p>
     <w:p>
@@ -21,7 +21,7 @@
       <w:r>
         <w:t>Sistema de Alerta Temprana de Dengue · Bucaramanga y Cali</w:t>
         <w:br/>
-        <w:t>Grupo 11 - MAIA PDS · Universidad de los Andes · 2026</w:t>
+        <w:t>Grupo 11 · MAIA PDS · Universidad de los Andes · 2026</w:t>
       </w:r>
     </w:p>
     <w:p/>
@@ -364,7 +364,7 @@
         <w:pStyle w:val="Heading2"/>
       </w:pPr>
       <w:r>
-        <w:t>Barras de colores - Casos de dengue clásico</w:t>
+        <w:t>Barras de colores: Casos de dengue clásico</w:t>
       </w:r>
     </w:p>
     <w:tbl>
@@ -524,7 +524,7 @@
         <w:pStyle w:val="Heading2"/>
       </w:pPr>
       <w:r>
-        <w:t>Línea morada discontinua - Probabilidad de brote del modelo</w:t>
+        <w:t>Línea morada discontinua: Probabilidad de brote del modelo</w:t>
       </w:r>
     </w:p>
     <w:p>

--- a/docs/Manual_Usuario.docx
+++ b/docs/Manual_Usuario.docx
@@ -814,7 +814,7 @@
         <w:t xml:space="preserve">¿Qué hago si el tablero no carga? </w:t>
       </w:r>
       <w:r>
-        <w:t>Contacte al equipo técnico responsable de la instalación y verifique que la dirección sea correcta (ejemplo: http://localhost:8050).</w:t>
+        <w:t>Contacte al equipo técnico responsable de la instalación y verifique que la dirección sea correcta.</w:t>
       </w:r>
     </w:p>
     <w:p>
